--- a/制作ノート_25074_佐藤涼哉2.docx
+++ b/制作ノート_25074_佐藤涼哉2.docx
@@ -68,53 +68,141 @@
     <w:p>
       <w:pPr>
         <w:rPr>
-          <w:rFonts w:ascii="ＭＳ Ｐ明朝" w:eastAsia="ＭＳ Ｐ明朝" w:hAnsi="ＭＳ Ｐ明朝"/>
-        </w:rPr>
-      </w:pPr>
-      <w:r>
-        <w:rPr>
-          <w:rFonts w:ascii="ＭＳ Ｐ明朝" w:eastAsia="ＭＳ Ｐ明朝" w:hAnsi="ＭＳ Ｐ明朝" w:hint="eastAsia"/>
-        </w:rPr>
-        <w:t>テーマ１：</w:t>
-      </w:r>
-      <w:r>
-        <w:rPr>
-          <w:rFonts w:ascii="ＭＳ Ｐ明朝" w:eastAsia="ＭＳ Ｐ明朝" w:hAnsi="ＭＳ Ｐ明朝" w:hint="eastAsia"/>
-          <w:u w:val="single"/>
-        </w:rPr>
-        <w:t>天神の紹介</w:t>
-      </w:r>
-    </w:p>
-    <w:p>
-      <w:pPr>
-        <w:rPr>
-          <w:rFonts w:ascii="ＭＳ Ｐ明朝" w:eastAsia="ＭＳ Ｐ明朝" w:hAnsi="ＭＳ Ｐ明朝"/>
-        </w:rPr>
-      </w:pPr>
-      <w:r>
-        <w:rPr>
-          <w:rFonts w:ascii="ＭＳ Ｐ明朝" w:eastAsia="ＭＳ Ｐ明朝" w:hAnsi="ＭＳ Ｐ明朝" w:hint="eastAsia"/>
-        </w:rPr>
-        <w:t>目的・背景</w:t>
-      </w:r>
-    </w:p>
-    <w:p>
-      <w:pPr>
-        <w:rPr>
-          <w:rFonts w:ascii="ＭＳ Ｐ明朝" w:eastAsia="ＭＳ Ｐ明朝" w:hAnsi="ＭＳ Ｐ明朝"/>
-        </w:rPr>
-      </w:pPr>
-      <w:r>
-        <w:rPr>
-          <w:rFonts w:ascii="ＭＳ Ｐ明朝" w:eastAsia="ＭＳ Ｐ明朝" w:hAnsi="ＭＳ Ｐ明朝" w:hint="eastAsia"/>
-        </w:rPr>
-        <w:t>福岡の大規模な街の一つである天神　自分も行く機会が少なくないので知らないことやどういうところが人気なのかを知るため</w:t>
-      </w:r>
-    </w:p>
-    <w:p>
-      <w:pPr>
-        <w:rPr>
-          <w:rFonts w:ascii="ＭＳ Ｐ明朝" w:eastAsia="ＭＳ Ｐ明朝" w:hAnsi="ＭＳ Ｐ明朝"/>
+          <w:rFonts w:ascii="ＭＳ Ｐ明朝" w:eastAsia="ＭＳ Ｐ明朝" w:hAnsi="ＭＳ Ｐ明朝" w:hint="eastAsia"/>
+        </w:rPr>
+      </w:pPr>
+      <w:r>
+        <w:rPr>
+          <w:rFonts w:ascii="ＭＳ Ｐ明朝" w:eastAsia="ＭＳ Ｐ明朝" w:hAnsi="ＭＳ Ｐ明朝" w:hint="eastAsia"/>
+        </w:rPr>
+        <w:t>テーマ</w:t>
+      </w:r>
+      <w:r>
+        <w:rPr>
+          <w:rFonts w:ascii="ＭＳ Ｐ明朝" w:eastAsia="ＭＳ Ｐ明朝" w:hAnsi="ＭＳ Ｐ明朝" w:hint="eastAsia"/>
+        </w:rPr>
+        <w:t>2</w:t>
+      </w:r>
+      <w:r>
+        <w:rPr>
+          <w:rFonts w:ascii="ＭＳ Ｐ明朝" w:eastAsia="ＭＳ Ｐ明朝" w:hAnsi="ＭＳ Ｐ明朝" w:hint="eastAsia"/>
+        </w:rPr>
+        <w:t>：</w:t>
+      </w:r>
+      <w:r>
+        <w:rPr>
+          <w:rFonts w:ascii="ＭＳ Ｐ明朝" w:eastAsia="ＭＳ Ｐ明朝" w:hAnsi="ＭＳ Ｐ明朝"/>
+        </w:rPr>
+        <w:t>軽自動車の良さを</w:t>
+      </w:r>
+      <w:r>
+        <w:rPr>
+          <w:rFonts w:ascii="ＭＳ Ｐ明朝" w:eastAsia="ＭＳ Ｐ明朝" w:hAnsi="ＭＳ Ｐ明朝" w:hint="eastAsia"/>
+        </w:rPr>
+        <w:t>追求する</w:t>
+      </w:r>
+      <w:r>
+        <w:rPr>
+          <w:rFonts w:ascii="ＭＳ Ｐ明朝" w:eastAsia="ＭＳ Ｐ明朝" w:hAnsi="ＭＳ Ｐ明朝"/>
+        </w:rPr>
+        <w:t>Webページ</w:t>
+      </w:r>
+    </w:p>
+    <w:p>
+      <w:pPr>
+        <w:rPr>
+          <w:rFonts w:ascii="ＭＳ Ｐ明朝" w:eastAsia="ＭＳ Ｐ明朝" w:hAnsi="ＭＳ Ｐ明朝"/>
+        </w:rPr>
+      </w:pPr>
+      <w:r>
+        <w:rPr>
+          <w:rFonts w:ascii="ＭＳ Ｐ明朝" w:eastAsia="ＭＳ Ｐ明朝" w:hAnsi="ＭＳ Ｐ明朝" w:hint="eastAsia"/>
+        </w:rPr>
+        <w:t>目的</w:t>
+      </w:r>
+    </w:p>
+    <w:p>
+      <w:pPr>
+        <w:rPr>
+          <w:rFonts w:ascii="ＭＳ Ｐ明朝" w:eastAsia="ＭＳ Ｐ明朝" w:hAnsi="ＭＳ Ｐ明朝"/>
+        </w:rPr>
+      </w:pPr>
+      <w:r>
+        <w:rPr>
+          <w:rFonts w:ascii="ＭＳ Ｐ明朝" w:eastAsia="ＭＳ Ｐ明朝" w:hAnsi="ＭＳ Ｐ明朝"/>
+        </w:rPr>
+        <w:t>免許を取ってよく車を運転する</w:t>
+      </w:r>
+      <w:r>
+        <w:rPr>
+          <w:rFonts w:ascii="ＭＳ Ｐ明朝" w:eastAsia="ＭＳ Ｐ明朝" w:hAnsi="ＭＳ Ｐ明朝" w:hint="eastAsia"/>
+        </w:rPr>
+        <w:t>人が調べられて</w:t>
+      </w:r>
+    </w:p>
+    <w:p>
+      <w:pPr>
+        <w:rPr>
+          <w:rFonts w:ascii="ＭＳ Ｐ明朝" w:eastAsia="ＭＳ Ｐ明朝" w:hAnsi="ＭＳ Ｐ明朝"/>
+        </w:rPr>
+      </w:pPr>
+      <w:r>
+        <w:rPr>
+          <w:rFonts w:ascii="ＭＳ Ｐ明朝" w:eastAsia="ＭＳ Ｐ明朝" w:hAnsi="ＭＳ Ｐ明朝"/>
+        </w:rPr>
+        <w:t>軽自動車の便利さをこれから車を買う予定の人や興味がある人に知ってもらいたい</w:t>
+      </w:r>
+    </w:p>
+    <w:p>
+      <w:pPr>
+        <w:rPr>
+          <w:rFonts w:ascii="ＭＳ Ｐ明朝" w:eastAsia="ＭＳ Ｐ明朝" w:hAnsi="ＭＳ Ｐ明朝"/>
+        </w:rPr>
+      </w:pPr>
+      <w:r>
+        <w:rPr>
+          <w:rFonts w:ascii="ＭＳ Ｐ明朝" w:eastAsia="ＭＳ Ｐ明朝" w:hAnsi="ＭＳ Ｐ明朝"/>
+        </w:rPr>
+        <w:t>ホームページに自分が持っている情報を書いてその人に見て興味を持ってほしいからです</w:t>
+      </w:r>
+    </w:p>
+    <w:p>
+      <w:pPr>
+        <w:rPr>
+          <w:rFonts w:ascii="ＭＳ Ｐ明朝" w:eastAsia="ＭＳ Ｐ明朝" w:hAnsi="ＭＳ Ｐ明朝" w:hint="eastAsia"/>
+        </w:rPr>
+      </w:pPr>
+    </w:p>
+    <w:p>
+      <w:pPr>
+        <w:rPr>
+          <w:rFonts w:ascii="ＭＳ Ｐ明朝" w:eastAsia="ＭＳ Ｐ明朝" w:hAnsi="ＭＳ Ｐ明朝" w:hint="eastAsia"/>
+        </w:rPr>
+      </w:pPr>
+      <w:r>
+        <w:rPr>
+          <w:rFonts w:ascii="ＭＳ Ｐ明朝" w:eastAsia="ＭＳ Ｐ明朝" w:hAnsi="ＭＳ Ｐ明朝" w:hint="eastAsia"/>
+        </w:rPr>
+        <w:t>背景</w:t>
+      </w:r>
+    </w:p>
+    <w:p>
+      <w:pPr>
+        <w:rPr>
+          <w:rFonts w:ascii="ＭＳ Ｐ明朝" w:eastAsia="ＭＳ Ｐ明朝" w:hAnsi="ＭＳ Ｐ明朝" w:hint="eastAsia"/>
+        </w:rPr>
+      </w:pPr>
+      <w:r>
+        <w:rPr>
+          <w:rFonts w:ascii="ＭＳ Ｐ明朝" w:eastAsia="ＭＳ Ｐ明朝" w:hAnsi="ＭＳ Ｐ明朝"/>
+        </w:rPr>
+        <w:t>自分がよく軽自動車を乗っていて普通車よりも小回りが利いていて便利で、これから車を買う人には軽自動車を乗ってもらいたいと思ったからです。</w:t>
+      </w:r>
+    </w:p>
+    <w:p>
+      <w:pPr>
+        <w:rPr>
+          <w:rFonts w:ascii="ＭＳ Ｐ明朝" w:eastAsia="ＭＳ Ｐ明朝" w:hAnsi="ＭＳ Ｐ明朝" w:hint="eastAsia"/>
         </w:rPr>
       </w:pPr>
     </w:p>
@@ -139,16 +227,37 @@
       </w:pPr>
       <w:r>
         <w:rPr>
-          <w:rFonts w:ascii="ＭＳ Ｐ明朝" w:eastAsia="ＭＳ Ｐ明朝" w:hAnsi="ＭＳ Ｐ明朝" w:hint="eastAsia"/>
-        </w:rPr>
-        <w:t>若者</w:t>
-      </w:r>
-      <w:r>
-        <w:rPr>
-          <w:rFonts w:ascii="ＭＳ Ｐ明朝" w:eastAsia="ＭＳ Ｐ明朝" w:hAnsi="ＭＳ Ｐ明朝" w:hint="eastAsia"/>
-        </w:rPr>
-        <w:t>・観光客</w:t>
-      </w:r>
+          <w:rFonts w:ascii="ＭＳ Ｐ明朝" w:eastAsia="ＭＳ Ｐ明朝" w:hAnsi="ＭＳ Ｐ明朝"/>
+        </w:rPr>
+        <w:t>これから車を買いたいと思っている人</w:t>
+      </w:r>
+    </w:p>
+    <w:p>
+      <w:pPr>
+        <w:rPr>
+          <w:rFonts w:ascii="ＭＳ Ｐ明朝" w:eastAsia="ＭＳ Ｐ明朝" w:hAnsi="ＭＳ Ｐ明朝"/>
+        </w:rPr>
+      </w:pPr>
+      <w:r>
+        <w:rPr>
+          <w:rFonts w:ascii="ＭＳ Ｐ明朝" w:eastAsia="ＭＳ Ｐ明朝" w:hAnsi="ＭＳ Ｐ明朝"/>
+        </w:rPr>
+        <w:t>車に興味がある人</w:t>
+      </w:r>
+    </w:p>
+    <w:p>
+      <w:pPr>
+        <w:rPr>
+          <w:rFonts w:ascii="ＭＳ Ｐ明朝" w:eastAsia="ＭＳ Ｐ明朝" w:hAnsi="ＭＳ Ｐ明朝"/>
+        </w:rPr>
+      </w:pPr>
+    </w:p>
+    <w:p>
+      <w:pPr>
+        <w:rPr>
+          <w:rFonts w:ascii="ＭＳ Ｐ明朝" w:eastAsia="ＭＳ Ｐ明朝" w:hAnsi="ＭＳ Ｐ明朝"/>
+        </w:rPr>
+      </w:pPr>
     </w:p>
     <w:p>
       <w:pPr>
@@ -166,45 +275,7 @@
     <w:p>
       <w:pPr>
         <w:rPr>
-          <w:rFonts w:ascii="ＭＳ Ｐ明朝" w:eastAsia="ＭＳ Ｐ明朝" w:hAnsi="ＭＳ Ｐ明朝"/>
-        </w:rPr>
-      </w:pPr>
-      <w:r>
-        <w:rPr>
-          <w:rFonts w:ascii="ＭＳ Ｐ明朝" w:eastAsia="ＭＳ Ｐ明朝" w:hAnsi="ＭＳ Ｐ明朝" w:hint="eastAsia"/>
-        </w:rPr>
-        <w:t>5月</w:t>
-      </w:r>
-      <w:r>
-        <w:rPr>
-          <w:rFonts w:ascii="ＭＳ Ｐ明朝" w:eastAsia="ＭＳ Ｐ明朝" w:hAnsi="ＭＳ Ｐ明朝"/>
-        </w:rPr>
-        <w:tab/>
-      </w:r>
-    </w:p>
-    <w:p>
-      <w:pPr>
-        <w:rPr>
-          <w:rFonts w:ascii="ＭＳ Ｐ明朝" w:eastAsia="ＭＳ Ｐ明朝" w:hAnsi="ＭＳ Ｐ明朝"/>
-        </w:rPr>
-      </w:pPr>
-      <w:r>
-        <w:rPr>
-          <w:rFonts w:ascii="ＭＳ Ｐ明朝" w:eastAsia="ＭＳ Ｐ明朝" w:hAnsi="ＭＳ Ｐ明朝" w:hint="eastAsia"/>
-        </w:rPr>
-        <w:t>6月</w:t>
-      </w:r>
-      <w:r>
-        <w:rPr>
-          <w:rFonts w:ascii="ＭＳ Ｐ明朝" w:eastAsia="ＭＳ Ｐ明朝" w:hAnsi="ＭＳ Ｐ明朝" w:hint="eastAsia"/>
-        </w:rPr>
-        <w:t xml:space="preserve">　テーマの設定</w:t>
-      </w:r>
-    </w:p>
-    <w:p>
-      <w:pPr>
-        <w:rPr>
-          <w:rFonts w:ascii="ＭＳ Ｐ明朝" w:eastAsia="ＭＳ Ｐ明朝" w:hAnsi="ＭＳ Ｐ明朝"/>
+          <w:rFonts w:ascii="ＭＳ Ｐ明朝" w:eastAsia="ＭＳ Ｐ明朝" w:hAnsi="ＭＳ Ｐ明朝" w:hint="eastAsia"/>
         </w:rPr>
       </w:pPr>
       <w:r>
@@ -217,7 +288,13 @@
         <w:rPr>
           <w:rFonts w:ascii="ＭＳ Ｐ明朝" w:eastAsia="ＭＳ Ｐ明朝" w:hAnsi="ＭＳ Ｐ明朝" w:hint="eastAsia"/>
         </w:rPr>
-        <w:t xml:space="preserve">　天神の良さや細かいところを調べる</w:t>
+        <w:t xml:space="preserve">　</w:t>
+      </w:r>
+      <w:r>
+        <w:rPr>
+          <w:rFonts w:ascii="ＭＳ Ｐ明朝" w:eastAsia="ＭＳ Ｐ明朝" w:hAnsi="ＭＳ Ｐ明朝"/>
+        </w:rPr>
+        <w:t>テーマを決めて、Webページの構想を考える</w:t>
       </w:r>
     </w:p>
     <w:p>
@@ -236,69 +313,32 @@
         <w:rPr>
           <w:rFonts w:ascii="ＭＳ Ｐ明朝" w:eastAsia="ＭＳ Ｐ明朝" w:hAnsi="ＭＳ Ｐ明朝" w:hint="eastAsia"/>
         </w:rPr>
-        <w:t xml:space="preserve">　写真などの素材集め</w:t>
-      </w:r>
-    </w:p>
-    <w:p>
-      <w:pPr>
-        <w:rPr>
-          <w:rFonts w:ascii="ＭＳ Ｐ明朝" w:eastAsia="ＭＳ Ｐ明朝" w:hAnsi="ＭＳ Ｐ明朝"/>
-        </w:rPr>
-      </w:pPr>
-      <w:r>
-        <w:rPr>
-          <w:rFonts w:ascii="ＭＳ Ｐ明朝" w:eastAsia="ＭＳ Ｐ明朝" w:hAnsi="ＭＳ Ｐ明朝" w:hint="eastAsia"/>
-        </w:rPr>
-        <w:t>9月</w:t>
-      </w:r>
-      <w:r>
-        <w:rPr>
-          <w:rFonts w:ascii="ＭＳ Ｐ明朝" w:eastAsia="ＭＳ Ｐ明朝" w:hAnsi="ＭＳ Ｐ明朝" w:hint="eastAsia"/>
-        </w:rPr>
         <w:t xml:space="preserve">　</w:t>
       </w:r>
       <w:r>
         <w:rPr>
           <w:rFonts w:ascii="ＭＳ Ｐ明朝" w:eastAsia="ＭＳ Ｐ明朝" w:hAnsi="ＭＳ Ｐ明朝"/>
         </w:rPr>
-        <w:t>HTML</w:t>
-      </w:r>
-      <w:r>
-        <w:rPr>
-          <w:rFonts w:ascii="ＭＳ Ｐ明朝" w:eastAsia="ＭＳ Ｐ明朝" w:hAnsi="ＭＳ Ｐ明朝" w:hint="eastAsia"/>
-        </w:rPr>
-        <w:t>コード打ち込み</w:t>
-      </w:r>
-    </w:p>
-    <w:p>
-      <w:pPr>
-        <w:rPr>
-          <w:rFonts w:ascii="ＭＳ Ｐ明朝" w:eastAsia="ＭＳ Ｐ明朝" w:hAnsi="ＭＳ Ｐ明朝"/>
-        </w:rPr>
-      </w:pPr>
-      <w:r>
-        <w:rPr>
-          <w:rFonts w:ascii="ＭＳ Ｐ明朝" w:eastAsia="ＭＳ Ｐ明朝" w:hAnsi="ＭＳ Ｐ明朝" w:hint="eastAsia"/>
-        </w:rPr>
-        <w:t>１０月</w:t>
-      </w:r>
-      <w:r>
-        <w:rPr>
-          <w:rFonts w:ascii="ＭＳ Ｐ明朝" w:eastAsia="ＭＳ Ｐ明朝" w:hAnsi="ＭＳ Ｐ明朝"/>
-        </w:rPr>
-        <w:t>HTML</w:t>
-      </w:r>
-      <w:r>
-        <w:rPr>
-          <w:rFonts w:ascii="ＭＳ Ｐ明朝" w:eastAsia="ＭＳ Ｐ明朝" w:hAnsi="ＭＳ Ｐ明朝" w:hint="eastAsia"/>
-        </w:rPr>
-        <w:t>コード打ち込み</w:t>
-      </w:r>
-    </w:p>
-    <w:p>
-      <w:pPr>
-        <w:rPr>
-          <w:rFonts w:ascii="ＭＳ Ｐ明朝" w:eastAsia="ＭＳ Ｐ明朝" w:hAnsi="ＭＳ Ｐ明朝"/>
+        <w:t>フリー素材を探して、自由に使うことが出来る素材のみ使う</w:t>
+      </w:r>
+    </w:p>
+    <w:p>
+      <w:pPr>
+        <w:rPr>
+          <w:rFonts w:ascii="ＭＳ Ｐ明朝" w:eastAsia="ＭＳ Ｐ明朝" w:hAnsi="ＭＳ Ｐ明朝" w:hint="eastAsia"/>
+        </w:rPr>
+      </w:pPr>
+      <w:r>
+        <w:rPr>
+          <w:rFonts w:ascii="ＭＳ Ｐ明朝" w:eastAsia="ＭＳ Ｐ明朝" w:hAnsi="ＭＳ Ｐ明朝"/>
+        </w:rPr>
+        <w:t>９月～１０月：集めた素材を元にWebページのHTML・CSSを打ち込んでいく</w:t>
+      </w:r>
+    </w:p>
+    <w:p>
+      <w:pPr>
+        <w:rPr>
+          <w:rFonts w:ascii="ＭＳ Ｐ明朝" w:eastAsia="ＭＳ Ｐ明朝" w:hAnsi="ＭＳ Ｐ明朝" w:hint="eastAsia"/>
         </w:rPr>
       </w:pPr>
       <w:r>
@@ -317,25 +357,7 @@
         <w:rPr>
           <w:rFonts w:ascii="ＭＳ Ｐ明朝" w:eastAsia="ＭＳ Ｐ明朝" w:hAnsi="ＭＳ Ｐ明朝"/>
         </w:rPr>
-        <w:t>HTML</w:t>
-      </w:r>
-      <w:r>
-        <w:rPr>
-          <w:rFonts w:ascii="ＭＳ Ｐ明朝" w:eastAsia="ＭＳ Ｐ明朝" w:hAnsi="ＭＳ Ｐ明朝" w:hint="eastAsia"/>
-        </w:rPr>
-        <w:t xml:space="preserve">コード仮完成　</w:t>
-      </w:r>
-      <w:r>
-        <w:rPr>
-          <w:rFonts w:ascii="ＭＳ Ｐ明朝" w:eastAsia="ＭＳ Ｐ明朝" w:hAnsi="ＭＳ Ｐ明朝"/>
-        </w:rPr>
-        <w:t>Web</w:t>
-      </w:r>
-      <w:r>
-        <w:rPr>
-          <w:rFonts w:ascii="ＭＳ Ｐ明朝" w:eastAsia="ＭＳ Ｐ明朝" w:hAnsi="ＭＳ Ｐ明朝" w:hint="eastAsia"/>
-        </w:rPr>
-        <w:t>サイトが動くか確認</w:t>
+        <w:t>動作確認</w:t>
       </w:r>
     </w:p>
     <w:p>
@@ -360,94 +382,48 @@
         <w:rPr>
           <w:rFonts w:ascii="ＭＳ Ｐ明朝" w:eastAsia="ＭＳ Ｐ明朝" w:hAnsi="ＭＳ Ｐ明朝"/>
         </w:rPr>
-        <w:t>HTML</w:t>
-      </w:r>
-      <w:r>
-        <w:rPr>
-          <w:rFonts w:ascii="ＭＳ Ｐ明朝" w:eastAsia="ＭＳ Ｐ明朝" w:hAnsi="ＭＳ Ｐ明朝" w:hint="eastAsia"/>
-        </w:rPr>
-        <w:t>コード　修正</w:t>
-      </w:r>
-    </w:p>
-    <w:p>
-      <w:pPr>
-        <w:rPr>
-          <w:rFonts w:ascii="ＭＳ Ｐ明朝" w:eastAsia="ＭＳ Ｐ明朝" w:hAnsi="ＭＳ Ｐ明朝"/>
-        </w:rPr>
-      </w:pPr>
-      <w:r>
-        <w:rPr>
-          <w:rFonts w:ascii="ＭＳ Ｐ明朝" w:eastAsia="ＭＳ Ｐ明朝" w:hAnsi="ＭＳ Ｐ明朝" w:hint="eastAsia"/>
-        </w:rPr>
-        <w:t>1月</w:t>
-      </w:r>
-      <w:r>
-        <w:rPr>
-          <w:rFonts w:ascii="ＭＳ Ｐ明朝" w:eastAsia="ＭＳ Ｐ明朝" w:hAnsi="ＭＳ Ｐ明朝" w:hint="eastAsia"/>
-        </w:rPr>
-        <w:t xml:space="preserve">　</w:t>
-      </w:r>
-      <w:r>
-        <w:rPr>
-          <w:rFonts w:ascii="ＭＳ Ｐ明朝" w:eastAsia="ＭＳ Ｐ明朝" w:hAnsi="ＭＳ Ｐ明朝"/>
-        </w:rPr>
-        <w:t>HTML</w:t>
-      </w:r>
-      <w:r>
-        <w:rPr>
-          <w:rFonts w:ascii="ＭＳ Ｐ明朝" w:eastAsia="ＭＳ Ｐ明朝" w:hAnsi="ＭＳ Ｐ明朝" w:hint="eastAsia"/>
-        </w:rPr>
-        <w:t>コード完成</w:t>
-      </w:r>
-    </w:p>
-    <w:p>
-      <w:pPr>
-        <w:rPr>
-          <w:rFonts w:ascii="ＭＳ Ｐ明朝" w:eastAsia="ＭＳ Ｐ明朝" w:hAnsi="ＭＳ Ｐ明朝"/>
-        </w:rPr>
-      </w:pPr>
-      <w:r>
-        <w:rPr>
-          <w:rFonts w:ascii="ＭＳ Ｐ明朝" w:eastAsia="ＭＳ Ｐ明朝" w:hAnsi="ＭＳ Ｐ明朝" w:hint="eastAsia"/>
-        </w:rPr>
-        <w:t>2月</w:t>
-      </w:r>
-      <w:r>
-        <w:rPr>
-          <w:rFonts w:ascii="ＭＳ Ｐ明朝" w:eastAsia="ＭＳ Ｐ明朝" w:hAnsi="ＭＳ Ｐ明朝" w:hint="eastAsia"/>
-        </w:rPr>
-        <w:t xml:space="preserve">　ゼミ発表の練習</w:t>
-      </w:r>
-    </w:p>
-    <w:p>
-      <w:pPr>
-        <w:rPr>
-          <w:rFonts w:ascii="ＭＳ Ｐ明朝" w:eastAsia="ＭＳ Ｐ明朝" w:hAnsi="ＭＳ Ｐ明朝"/>
-        </w:rPr>
-      </w:pPr>
-      <w:r>
-        <w:rPr>
-          <w:rFonts w:ascii="ＭＳ Ｐ明朝" w:eastAsia="ＭＳ Ｐ明朝" w:hAnsi="ＭＳ Ｐ明朝" w:hint="eastAsia"/>
-        </w:rPr>
-        <w:t>3月</w:t>
-      </w:r>
-      <w:r>
-        <w:rPr>
-          <w:rFonts w:ascii="ＭＳ Ｐ明朝" w:eastAsia="ＭＳ Ｐ明朝" w:hAnsi="ＭＳ Ｐ明朝" w:hint="eastAsia"/>
-        </w:rPr>
-        <w:t xml:space="preserve">　ゼミ発表本番</w:t>
-      </w:r>
-    </w:p>
-    <w:p>
-      <w:pPr>
-        <w:rPr>
-          <w:rFonts w:ascii="ＭＳ Ｐ明朝" w:eastAsia="ＭＳ Ｐ明朝" w:hAnsi="ＭＳ Ｐ明朝"/>
-        </w:rPr>
-      </w:pPr>
-      <w:r>
-        <w:rPr>
-          <w:rFonts w:ascii="ＭＳ Ｐ明朝" w:eastAsia="ＭＳ Ｐ明朝" w:hAnsi="ＭＳ Ｐ明朝" w:hint="eastAsia"/>
-        </w:rPr>
+        <w:t>問題がなければ完成</w:t>
+      </w:r>
+    </w:p>
+    <w:p>
+      <w:pPr>
+        <w:rPr>
+          <w:rFonts w:ascii="ＭＳ Ｐ明朝" w:eastAsia="ＭＳ Ｐ明朝" w:hAnsi="ＭＳ Ｐ明朝"/>
+        </w:rPr>
+      </w:pPr>
+    </w:p>
+    <w:p>
+      <w:pPr>
+        <w:rPr>
+          <w:rFonts w:ascii="ＭＳ Ｐ明朝" w:eastAsia="ＭＳ Ｐ明朝" w:hAnsi="ＭＳ Ｐ明朝" w:hint="eastAsia"/>
+        </w:rPr>
+      </w:pPr>
+    </w:p>
+    <w:p>
+      <w:pPr>
+        <w:rPr>
+          <w:rFonts w:ascii="ＭＳ Ｐ明朝" w:eastAsia="ＭＳ Ｐ明朝" w:hAnsi="ＭＳ Ｐ明朝"/>
+        </w:rPr>
+      </w:pPr>
+    </w:p>
+    <w:p>
+      <w:pPr>
+        <w:rPr>
+          <w:rFonts w:ascii="ＭＳ Ｐ明朝" w:eastAsia="ＭＳ Ｐ明朝" w:hAnsi="ＭＳ Ｐ明朝"/>
+        </w:rPr>
+      </w:pPr>
+    </w:p>
+    <w:p>
+      <w:pPr>
+        <w:rPr>
+          <w:rFonts w:ascii="ＭＳ Ｐ明朝" w:eastAsia="ＭＳ Ｐ明朝" w:hAnsi="ＭＳ Ｐ明朝"/>
+        </w:rPr>
+      </w:pPr>
+      <w:r>
+        <w:rPr>
+          <w:rFonts w:ascii="ＭＳ Ｐ明朝" w:eastAsia="ＭＳ Ｐ明朝" w:hAnsi="ＭＳ Ｐ明朝" w:hint="eastAsia"/>
+        </w:rPr>
+        <w:lastRenderedPageBreak/>
         <w:t>備品・準備について</w:t>
       </w:r>
     </w:p>
@@ -459,119 +435,115 @@
       </w:pPr>
       <w:r>
         <w:rPr>
-          <w:rFonts w:ascii="ＭＳ Ｐ明朝" w:eastAsia="ＭＳ Ｐ明朝" w:hAnsi="ＭＳ Ｐ明朝" w:hint="eastAsia"/>
-        </w:rPr>
-        <w:t>天神の情報を集めるために色々なホームページや身内に聞き込みをする</w:t>
-      </w:r>
-    </w:p>
-    <w:p>
-      <w:pPr>
-        <w:rPr>
-          <w:rFonts w:ascii="ＭＳ Ｐ明朝" w:eastAsia="ＭＳ Ｐ明朝" w:hAnsi="ＭＳ Ｐ明朝"/>
-        </w:rPr>
-      </w:pPr>
-      <w:r>
-        <w:rPr>
-          <w:rFonts w:ascii="ＭＳ Ｐ明朝" w:eastAsia="ＭＳ Ｐ明朝" w:hAnsi="ＭＳ Ｐ明朝" w:hint="eastAsia"/>
-        </w:rPr>
-        <w:t>天神への交通費</w:t>
-      </w:r>
-    </w:p>
-    <w:p>
-      <w:pPr>
-        <w:rPr>
-          <w:rFonts w:ascii="ＭＳ Ｐ明朝" w:eastAsia="ＭＳ Ｐ明朝" w:hAnsi="ＭＳ Ｐ明朝"/>
-        </w:rPr>
-      </w:pPr>
-    </w:p>
-    <w:p>
-      <w:pPr>
-        <w:rPr>
-          <w:rFonts w:ascii="ＭＳ Ｐ明朝" w:eastAsia="ＭＳ Ｐ明朝" w:hAnsi="ＭＳ Ｐ明朝"/>
-        </w:rPr>
-      </w:pPr>
-      <w:r>
-        <w:rPr>
-          <w:rFonts w:ascii="ＭＳ Ｐ明朝" w:eastAsia="ＭＳ Ｐ明朝" w:hAnsi="ＭＳ Ｐ明朝" w:hint="eastAsia"/>
-        </w:rPr>
-        <w:t>制作案</w:t>
-      </w:r>
-    </w:p>
-    <w:p>
-      <w:pPr>
-        <w:rPr>
-          <w:rFonts w:ascii="ＭＳ Ｐ明朝" w:eastAsia="ＭＳ Ｐ明朝" w:hAnsi="ＭＳ Ｐ明朝"/>
-        </w:rPr>
-      </w:pPr>
-      <w:r>
-        <w:rPr>
-          <w:rFonts w:ascii="ＭＳ Ｐ明朝" w:eastAsia="ＭＳ Ｐ明朝" w:hAnsi="ＭＳ Ｐ明朝" w:hint="eastAsia"/>
-        </w:rPr>
-        <w:t>博多の次に有名である天神はどういうところが人気なのかを調べたかったため</w:t>
-      </w:r>
-      <w:r>
-        <w:rPr>
-          <w:rFonts w:ascii="ＭＳ Ｐ明朝" w:eastAsia="ＭＳ Ｐ明朝" w:hAnsi="ＭＳ Ｐ明朝" w:hint="eastAsia"/>
-        </w:rPr>
-        <w:t>、いくら駅がデカいといっても他に人気になるようなようそがあると思うので調べる</w:t>
-      </w:r>
-    </w:p>
-    <w:p>
-      <w:pPr>
-        <w:rPr>
-          <w:rFonts w:ascii="ＭＳ Ｐ明朝" w:eastAsia="ＭＳ Ｐ明朝" w:hAnsi="ＭＳ Ｐ明朝"/>
-        </w:rPr>
-      </w:pPr>
-      <w:r>
-        <w:rPr>
-          <w:rFonts w:ascii="ＭＳ Ｐ明朝" w:eastAsia="ＭＳ Ｐ明朝" w:hAnsi="ＭＳ Ｐ明朝" w:hint="eastAsia"/>
-        </w:rPr>
-        <w:lastRenderedPageBreak/>
-        <w:t>撮影場所、情報収集について</w:t>
-      </w:r>
-    </w:p>
-    <w:p>
-      <w:pPr>
-        <w:rPr>
-          <w:rFonts w:ascii="ＭＳ Ｐ明朝" w:eastAsia="ＭＳ Ｐ明朝" w:hAnsi="ＭＳ Ｐ明朝"/>
-        </w:rPr>
-      </w:pPr>
-      <w:r>
-        <w:rPr>
-          <w:rFonts w:ascii="ＭＳ Ｐ明朝" w:eastAsia="ＭＳ Ｐ明朝" w:hAnsi="ＭＳ Ｐ明朝" w:hint="eastAsia"/>
-        </w:rPr>
-        <w:t>天神</w:t>
-      </w:r>
-      <w:r>
-        <w:rPr>
-          <w:rFonts w:ascii="ＭＳ Ｐ明朝" w:eastAsia="ＭＳ Ｐ明朝" w:hAnsi="ＭＳ Ｐ明朝"/>
-        </w:rPr>
-        <w:t>(</w:t>
-      </w:r>
-      <w:r>
-        <w:rPr>
-          <w:rFonts w:ascii="ＭＳ Ｐ明朝" w:eastAsia="ＭＳ Ｐ明朝" w:hAnsi="ＭＳ Ｐ明朝" w:hint="eastAsia"/>
-        </w:rPr>
-        <w:t>天神駅や大丸周辺</w:t>
-      </w:r>
-      <w:r>
-        <w:rPr>
-          <w:rFonts w:ascii="ＭＳ Ｐ明朝" w:eastAsia="ＭＳ Ｐ明朝" w:hAnsi="ＭＳ Ｐ明朝"/>
-        </w:rPr>
-        <w:t>)</w:t>
-      </w:r>
-    </w:p>
-    <w:p>
-      <w:pPr>
-        <w:rPr>
-          <w:rFonts w:ascii="ＭＳ Ｐ明朝" w:eastAsia="ＭＳ Ｐ明朝" w:hAnsi="ＭＳ Ｐ明朝" w:hint="eastAsia"/>
-        </w:rPr>
-      </w:pPr>
-    </w:p>
-    <w:p>
-      <w:pPr>
-        <w:rPr>
-          <w:rFonts w:ascii="ＭＳ Ｐ明朝" w:eastAsia="ＭＳ Ｐ明朝" w:hAnsi="ＭＳ Ｐ明朝"/>
+          <w:rFonts w:ascii="ＭＳ Ｐ明朝" w:eastAsia="ＭＳ Ｐ明朝" w:hAnsi="ＭＳ Ｐ明朝"/>
+        </w:rPr>
+        <w:t>著作物や素材に何を使っていいかなどかはしっかり考えること</w:t>
+      </w:r>
+    </w:p>
+    <w:p>
+      <w:pPr>
+        <w:rPr>
+          <w:rFonts w:ascii="ＭＳ Ｐ明朝" w:eastAsia="ＭＳ Ｐ明朝" w:hAnsi="ＭＳ Ｐ明朝"/>
+        </w:rPr>
+      </w:pPr>
+      <w:r>
+        <w:rPr>
+          <w:rFonts w:ascii="ＭＳ Ｐ明朝" w:eastAsia="ＭＳ Ｐ明朝" w:hAnsi="ＭＳ Ｐ明朝"/>
+        </w:rPr>
+        <w:t>軽自動車を買った人に買ってよかったことを尋ねる</w:t>
+      </w:r>
+    </w:p>
+    <w:p>
+      <w:pPr>
+        <w:rPr>
+          <w:rFonts w:ascii="ＭＳ Ｐ明朝" w:eastAsia="ＭＳ Ｐ明朝" w:hAnsi="ＭＳ Ｐ明朝"/>
+        </w:rPr>
+      </w:pPr>
+    </w:p>
+    <w:p>
+      <w:pPr>
+        <w:rPr>
+          <w:rFonts w:ascii="ＭＳ Ｐ明朝" w:eastAsia="ＭＳ Ｐ明朝" w:hAnsi="ＭＳ Ｐ明朝"/>
+        </w:rPr>
+      </w:pPr>
+      <w:r>
+        <w:rPr>
+          <w:rFonts w:ascii="ＭＳ Ｐ明朝" w:eastAsia="ＭＳ Ｐ明朝" w:hAnsi="ＭＳ Ｐ明朝" w:hint="eastAsia"/>
+        </w:rPr>
+        <w:t>機材</w:t>
+      </w:r>
+    </w:p>
+    <w:p>
+      <w:pPr>
+        <w:rPr>
+          <w:rFonts w:ascii="ＭＳ Ｐ明朝" w:eastAsia="ＭＳ Ｐ明朝" w:hAnsi="ＭＳ Ｐ明朝"/>
+        </w:rPr>
+      </w:pPr>
+      <w:r>
+        <w:rPr>
+          <w:rFonts w:ascii="ＭＳ Ｐ明朝" w:eastAsia="ＭＳ Ｐ明朝" w:hAnsi="ＭＳ Ｐ明朝"/>
+        </w:rPr>
+        <w:t>HTML・CSS</w:t>
+      </w:r>
+    </w:p>
+    <w:p>
+      <w:pPr>
+        <w:rPr>
+          <w:rFonts w:ascii="ＭＳ Ｐ明朝" w:eastAsia="ＭＳ Ｐ明朝" w:hAnsi="ＭＳ Ｐ明朝" w:hint="eastAsia"/>
+        </w:rPr>
+      </w:pPr>
+    </w:p>
+    <w:p>
+      <w:pPr>
+        <w:rPr>
+          <w:rFonts w:ascii="ＭＳ Ｐ明朝" w:eastAsia="ＭＳ Ｐ明朝" w:hAnsi="ＭＳ Ｐ明朝"/>
+        </w:rPr>
+      </w:pPr>
+    </w:p>
+    <w:p>
+      <w:pPr>
+        <w:rPr>
+          <w:rFonts w:ascii="ＭＳ Ｐ明朝" w:eastAsia="ＭＳ Ｐ明朝" w:hAnsi="ＭＳ Ｐ明朝"/>
+        </w:rPr>
+      </w:pPr>
+      <w:r>
+        <w:rPr>
+          <w:rFonts w:ascii="ＭＳ Ｐ明朝" w:eastAsia="ＭＳ Ｐ明朝" w:hAnsi="ＭＳ Ｐ明朝"/>
+        </w:rPr>
+        <w:t>分析</w:t>
+      </w:r>
+    </w:p>
+    <w:p>
+      <w:pPr>
+        <w:rPr>
+          <w:rFonts w:ascii="ＭＳ Ｐ明朝" w:eastAsia="ＭＳ Ｐ明朝" w:hAnsi="ＭＳ Ｐ明朝"/>
+        </w:rPr>
+      </w:pPr>
+      <w:r>
+        <w:rPr>
+          <w:rFonts w:ascii="ＭＳ Ｐ明朝" w:eastAsia="ＭＳ Ｐ明朝" w:hAnsi="ＭＳ Ｐ明朝"/>
+        </w:rPr>
+        <w:t>軽自動車を買ったネットの人の感想としては「税金や保険料などの維持費が安い」「狭い道や駐車場での小回りが利く」などの意見が多く、たくさんの人から使われています。一方で「長距離走行は不向き」「高速道路でのパワー不足」という意見もあり</w:t>
+      </w:r>
+    </w:p>
+    <w:p>
+      <w:pPr>
+        <w:rPr>
+          <w:rFonts w:ascii="ＭＳ Ｐ明朝" w:eastAsia="ＭＳ Ｐ明朝" w:hAnsi="ＭＳ Ｐ明朝"/>
+        </w:rPr>
+      </w:pPr>
+    </w:p>
+    <w:p>
+      <w:pPr>
+        <w:rPr>
+          <w:rFonts w:ascii="ＭＳ Ｐ明朝" w:eastAsia="ＭＳ Ｐ明朝" w:hAnsi="ＭＳ Ｐ明朝"/>
+        </w:rPr>
+      </w:pPr>
+    </w:p>
+    <w:p>
+      <w:pPr>
+        <w:rPr>
+          <w:rFonts w:ascii="ＭＳ Ｐ明朝" w:eastAsia="ＭＳ Ｐ明朝" w:hAnsi="ＭＳ Ｐ明朝" w:hint="eastAsia"/>
         </w:rPr>
       </w:pPr>
     </w:p>
@@ -1189,7 +1161,6 @@
   <w:style w:type="character" w:default="1" w:styleId="a0">
     <w:name w:val="Default Paragraph Font"/>
     <w:uiPriority w:val="1"/>
-    <w:semiHidden/>
     <w:unhideWhenUsed/>
   </w:style>
   <w:style w:type="table" w:default="1" w:styleId="a1">

--- a/制作ノート_25074_佐藤涼哉2.docx
+++ b/制作ノート_25074_佐藤涼哉2.docx
@@ -235,15 +235,9 @@
     <w:p>
       <w:pPr>
         <w:rPr>
-          <w:rFonts w:ascii="ＭＳ Ｐ明朝" w:eastAsia="ＭＳ Ｐ明朝" w:hAnsi="ＭＳ Ｐ明朝"/>
-        </w:rPr>
-      </w:pPr>
-      <w:r>
-        <w:rPr>
-          <w:rFonts w:ascii="ＭＳ Ｐ明朝" w:eastAsia="ＭＳ Ｐ明朝" w:hAnsi="ＭＳ Ｐ明朝"/>
-        </w:rPr>
-        <w:t>車に興味がある人</w:t>
-      </w:r>
+          <w:rFonts w:ascii="ＭＳ Ｐ明朝" w:eastAsia="ＭＳ Ｐ明朝" w:hAnsi="ＭＳ Ｐ明朝" w:hint="eastAsia"/>
+        </w:rPr>
+      </w:pPr>
     </w:p>
     <w:p>
       <w:pPr>
